--- a/OUTPUT/MASTER-Requirements-Specification-Traceability-Management.docx
+++ b/OUTPUT/MASTER-Requirements-Specification-Traceability-Management.docx
@@ -14,7 +14,7 @@
           <w:color w:val="000000"/>
           <w:sz w:val="24"/>
         </w:rPr>
-        <w:t>MASTER REQUIREMENTS DOCUMENT: SPECIFICATION, TRACEABILITY, AND MANAGEMENT</w:t>
+        <w:t>SPECIFICATION, TRACEABILITY, AND MANAGEMENT</w:t>
       </w:r>
     </w:p>
     <w:p>
@@ -136,7 +136,7 @@
           <w:color w:val="000000"/>
           <w:sz w:val="24"/>
         </w:rPr>
-        <w:t>This document specifies the functional and non functional requirements for the Deniz Construction Management System (DCMS). It serves as the definitive blueprint for the subsequent SWE1205 Database Programming implementation and the final Grand Presentation.</w:t>
+        <w:t>This document specifies the functional and non functional requirements for the Deniz Construction Management System (DCMS). It serves as the blueprint for the SWE1205 Database Programming implementation and the final Grand Presentation.</w:t>
       </w:r>
     </w:p>
     <w:p>
@@ -164,7 +164,7 @@
           <w:color w:val="000000"/>
           <w:sz w:val="24"/>
         </w:rPr>
-        <w:t>The DCMS is designed as a Dual Phase Operations Management System. During the day, it functions as a Real Time Point of Sale to process individual sales, calculate VAT, update inventory, and print physical receipts for customers. In the evening, it functions as an End of Day Reconciliation Engine, allowing the Sales Manager to balance multi channel payment drawers, log operational expenses, compute cash variances, and generate a final daily summary report for the Business Owner.</w:t>
+        <w:t>The DCMS is a Dual Phase Operations Management System. During the day, it functions as a Real Time Point of Sale to process individual sales, calculate VAT, update inventory, and print physical receipts for customers. In the evening, it functions as an End of Day Reconciliation Engine, allowing the Sales Manager to balance multi channel payment drawers, log operational expenses, compute cash variances, and generate a final daily summary report for the Business Owner.</w:t>
       </w:r>
     </w:p>
     <w:p>
@@ -547,7 +547,7 @@
           <w:color w:val="000000"/>
           <w:sz w:val="24"/>
         </w:rPr>
-        <w:t>2.2 Assumptions and Dependencies</w:t>
+        <w:t>2.3 Assumptions and Dependencies</w:t>
       </w:r>
     </w:p>
     <w:p>
@@ -570,7 +570,7 @@
           <w:color w:val="000000"/>
           <w:sz w:val="24"/>
         </w:rPr>
-        <w:t>The current Ugandan VAT rate of 18 percent is assumed to remain stable. The rate will be stored in a configurable System Settings table rather than hardcoded.</w:t>
+        <w:t>The current VAT rate of 18 percent is assumed to remain stable. The rate will be stored in a configurable System Settings table rather than hardcoded.</w:t>
       </w:r>
     </w:p>
     <w:p>
@@ -999,7 +999,7 @@
           <w:color w:val="000000"/>
           <w:sz w:val="24"/>
         </w:rPr>
-        <w:t>3.4 Module C: URA Compliance and Reporting</w:t>
+        <w:t>3.4 Module D: URA Compliance and Reporting</w:t>
       </w:r>
     </w:p>
     <w:p>
